--- a/Section16_FlightReservation/1-Lession.docx
+++ b/Section16_FlightReservation/1-Lession.docx
@@ -417,8 +417,188 @@
           <w:sz w:val="32"/>
           <w:szCs w:val="32"/>
         </w:rPr>
-        <w:t xml:space="preserve"> </w:t>
-      </w:r>
+        <w:t xml:space="preserve">&gt;&gt; </w:t>
+      </w:r>
+      <w:r>
+        <w:rPr>
+          <w:sz w:val="32"/>
+          <w:szCs w:val="32"/>
+        </w:rPr>
+        <w:t>ng g c components/</w:t>
+      </w:r>
+      <w:proofErr w:type="spellStart"/>
+      <w:r>
+        <w:rPr>
+          <w:sz w:val="32"/>
+          <w:szCs w:val="32"/>
+        </w:rPr>
+        <w:t>findFlights</w:t>
+      </w:r>
+      <w:proofErr w:type="spellEnd"/>
+    </w:p>
+    <w:p>
+      <w:pPr>
+        <w:ind w:firstLine="360"/>
+        <w:rPr>
+          <w:sz w:val="32"/>
+          <w:szCs w:val="32"/>
+        </w:rPr>
+      </w:pPr>
+      <w:r>
+        <w:rPr>
+          <w:sz w:val="32"/>
+          <w:szCs w:val="32"/>
+        </w:rPr>
+        <w:t xml:space="preserve">&gt;&gt; </w:t>
+      </w:r>
+      <w:r>
+        <w:rPr>
+          <w:sz w:val="32"/>
+          <w:szCs w:val="32"/>
+        </w:rPr>
+        <w:t>ng g c components/</w:t>
+      </w:r>
+      <w:proofErr w:type="spellStart"/>
+      <w:r>
+        <w:rPr>
+          <w:sz w:val="32"/>
+          <w:szCs w:val="32"/>
+        </w:rPr>
+        <w:t>displayFlights</w:t>
+      </w:r>
+      <w:proofErr w:type="spellEnd"/>
+    </w:p>
+    <w:p>
+      <w:pPr>
+        <w:ind w:firstLine="360"/>
+        <w:rPr>
+          <w:sz w:val="32"/>
+          <w:szCs w:val="32"/>
+        </w:rPr>
+      </w:pPr>
+      <w:r>
+        <w:rPr>
+          <w:sz w:val="32"/>
+          <w:szCs w:val="32"/>
+        </w:rPr>
+        <w:t xml:space="preserve">&gt;&gt; </w:t>
+      </w:r>
+      <w:r>
+        <w:rPr>
+          <w:sz w:val="32"/>
+          <w:szCs w:val="32"/>
+        </w:rPr>
+        <w:t>ng g c components/</w:t>
+      </w:r>
+      <w:proofErr w:type="spellStart"/>
+      <w:r>
+        <w:rPr>
+          <w:sz w:val="32"/>
+          <w:szCs w:val="32"/>
+        </w:rPr>
+        <w:t>passengerDetails</w:t>
+      </w:r>
+      <w:proofErr w:type="spellEnd"/>
+    </w:p>
+    <w:p>
+      <w:pPr>
+        <w:ind w:firstLine="360"/>
+        <w:rPr>
+          <w:sz w:val="32"/>
+          <w:szCs w:val="32"/>
+        </w:rPr>
+      </w:pPr>
+      <w:r>
+        <w:rPr>
+          <w:sz w:val="32"/>
+          <w:szCs w:val="32"/>
+        </w:rPr>
+        <w:t xml:space="preserve">&gt;&gt; </w:t>
+      </w:r>
+      <w:r>
+        <w:rPr>
+          <w:sz w:val="32"/>
+          <w:szCs w:val="32"/>
+        </w:rPr>
+        <w:t>ng g c components/confirm</w:t>
+      </w:r>
+    </w:p>
+    <w:p>
+      <w:pPr>
+        <w:ind w:firstLine="360"/>
+        <w:rPr>
+          <w:sz w:val="32"/>
+          <w:szCs w:val="32"/>
+        </w:rPr>
+      </w:pPr>
+      <w:r>
+        <w:rPr>
+          <w:sz w:val="32"/>
+          <w:szCs w:val="32"/>
+        </w:rPr>
+        <w:t xml:space="preserve">&gt;&gt; </w:t>
+      </w:r>
+      <w:r>
+        <w:rPr>
+          <w:sz w:val="32"/>
+          <w:szCs w:val="32"/>
+        </w:rPr>
+        <w:t>ng g s services/reservation</w:t>
+      </w:r>
+    </w:p>
+    <w:p>
+      <w:pPr>
+        <w:ind w:firstLine="360"/>
+        <w:rPr>
+          <w:sz w:val="32"/>
+          <w:szCs w:val="32"/>
+        </w:rPr>
+      </w:pPr>
+    </w:p>
+    <w:p>
+      <w:pPr>
+        <w:ind w:firstLine="360"/>
+        <w:rPr>
+          <w:sz w:val="32"/>
+          <w:szCs w:val="32"/>
+        </w:rPr>
+      </w:pPr>
+    </w:p>
+    <w:p>
+      <w:pPr>
+        <w:ind w:firstLine="360"/>
+        <w:rPr>
+          <w:sz w:val="32"/>
+          <w:szCs w:val="32"/>
+        </w:rPr>
+      </w:pPr>
+    </w:p>
+    <w:p>
+      <w:pPr>
+        <w:ind w:firstLine="360"/>
+        <w:rPr>
+          <w:sz w:val="32"/>
+          <w:szCs w:val="32"/>
+        </w:rPr>
+      </w:pPr>
+    </w:p>
+    <w:p>
+      <w:pPr>
+        <w:ind w:firstLine="360"/>
+        <w:rPr>
+          <w:sz w:val="32"/>
+          <w:szCs w:val="32"/>
+        </w:rPr>
+      </w:pPr>
+    </w:p>
+    <w:p>
+      <w:pPr>
+        <w:ind w:firstLine="360"/>
+        <w:rPr>
+          <w:sz w:val="32"/>
+          <w:szCs w:val="32"/>
+        </w:rPr>
+      </w:pPr>
     </w:p>
     <w:sectPr>
       <w:pgSz w:w="11907" w:h="16840" w:code="9"/>

--- a/Section16_FlightReservation/1-Lession.docx
+++ b/Section16_FlightReservation/1-Lession.docx
@@ -31,6 +31,9 @@
     </w:p>
     <w:p>
       <w:r>
+        <w:rPr>
+          <w:noProof/>
+        </w:rPr>
         <w:drawing>
           <wp:anchor distT="0" distB="0" distL="114300" distR="114300" simplePos="0" relativeHeight="251658240" behindDoc="1" locked="0" layoutInCell="1" allowOverlap="1" wp14:anchorId="67CBEED7" wp14:editId="541DBE3B">
             <wp:simplePos x="0" y="0"/>
@@ -122,6 +125,9 @@
     </w:p>
     <w:p>
       <w:r>
+        <w:rPr>
+          <w:noProof/>
+        </w:rPr>
         <w:drawing>
           <wp:anchor distT="0" distB="0" distL="114300" distR="114300" simplePos="0" relativeHeight="251659264" behindDoc="1" locked="0" layoutInCell="1" allowOverlap="1" wp14:anchorId="554A81BC" wp14:editId="25AA616E">
             <wp:simplePos x="0" y="0"/>
@@ -196,6 +202,9 @@
         </w:tabs>
       </w:pPr>
       <w:r>
+        <w:rPr>
+          <w:noProof/>
+        </w:rPr>
         <w:drawing>
           <wp:anchor distT="0" distB="0" distL="114300" distR="114300" simplePos="0" relativeHeight="251660288" behindDoc="1" locked="0" layoutInCell="1" allowOverlap="1" wp14:anchorId="1277A338" wp14:editId="1822CFAF">
             <wp:simplePos x="0" y="0"/>
@@ -256,6 +265,9 @@
         <w:tab/>
       </w:r>
       <w:r>
+        <w:rPr>
+          <w:noProof/>
+        </w:rPr>
         <w:drawing>
           <wp:anchor distT="0" distB="0" distL="114300" distR="114300" simplePos="0" relativeHeight="251661312" behindDoc="1" locked="0" layoutInCell="1" allowOverlap="1" wp14:anchorId="03864BF2" wp14:editId="1FC0FF69">
             <wp:simplePos x="0" y="0"/>
@@ -557,16 +569,26 @@
     </w:p>
     <w:p>
       <w:pPr>
-        <w:ind w:firstLine="360"/>
-        <w:rPr>
-          <w:sz w:val="32"/>
-          <w:szCs w:val="32"/>
-        </w:rPr>
-      </w:pPr>
+        <w:pStyle w:val="ListParagraph"/>
+        <w:numPr>
+          <w:ilvl w:val="0"/>
+          <w:numId w:val="2"/>
+        </w:numPr>
+        <w:rPr>
+          <w:sz w:val="32"/>
+          <w:szCs w:val="32"/>
+        </w:rPr>
+      </w:pPr>
+      <w:r>
+        <w:rPr>
+          <w:sz w:val="32"/>
+          <w:szCs w:val="32"/>
+        </w:rPr>
+        <w:t xml:space="preserve">Create service </w:t>
+      </w:r>
     </w:p>
     <w:p>
       <w:pPr>
-        <w:ind w:firstLine="360"/>
         <w:rPr>
           <w:sz w:val="32"/>
           <w:szCs w:val="32"/>
@@ -575,10 +597,1620 @@
     </w:p>
     <w:p>
       <w:pPr>
+        <w:pStyle w:val="ListParagraph"/>
+        <w:numPr>
+          <w:ilvl w:val="0"/>
+          <w:numId w:val="1"/>
+        </w:numPr>
+        <w:rPr>
+          <w:sz w:val="32"/>
+          <w:szCs w:val="32"/>
+        </w:rPr>
+      </w:pPr>
+      <w:r>
+        <w:rPr>
+          <w:sz w:val="32"/>
+          <w:szCs w:val="32"/>
+        </w:rPr>
+        <w:t xml:space="preserve">import </w:t>
+      </w:r>
+      <w:proofErr w:type="gramStart"/>
+      <w:r>
+        <w:rPr>
+          <w:sz w:val="32"/>
+          <w:szCs w:val="32"/>
+        </w:rPr>
+        <w:t xml:space="preserve">{ </w:t>
+      </w:r>
+      <w:proofErr w:type="spellStart"/>
+      <w:r>
+        <w:rPr>
+          <w:sz w:val="32"/>
+          <w:szCs w:val="32"/>
+        </w:rPr>
+        <w:t>HttpClient</w:t>
+      </w:r>
+      <w:proofErr w:type="spellEnd"/>
+      <w:proofErr w:type="gramEnd"/>
+      <w:r>
+        <w:rPr>
+          <w:sz w:val="32"/>
+          <w:szCs w:val="32"/>
+        </w:rPr>
+        <w:t xml:space="preserve"> } from '@angular/common/http';</w:t>
+      </w:r>
+      <w:r>
+        <w:rPr>
+          <w:sz w:val="32"/>
+          <w:szCs w:val="32"/>
+        </w:rPr>
+        <w:t xml:space="preserve"> </w:t>
+      </w:r>
+      <w:r>
+        <w:rPr>
+          <w:rFonts w:cstheme="minorBidi" w:hint="cs"/>
+          <w:sz w:val="32"/>
+          <w:szCs w:val="52"/>
+          <w:cs/>
+          <w:lang w:bidi="km-KH"/>
+        </w:rPr>
+        <w:t xml:space="preserve">ដើម្បីធ្វើការ ប្រើប្រាស់ </w:t>
+      </w:r>
+      <w:r>
+        <w:rPr>
+          <w:rFonts w:cstheme="minorBidi"/>
+          <w:sz w:val="32"/>
+          <w:szCs w:val="52"/>
+          <w:lang w:bidi="km-KH"/>
+        </w:rPr>
+        <w:t xml:space="preserve">Http </w:t>
+      </w:r>
+      <w:r>
+        <w:rPr>
+          <w:rFonts w:cstheme="minorBidi" w:hint="cs"/>
+          <w:sz w:val="32"/>
+          <w:szCs w:val="52"/>
+          <w:cs/>
+          <w:lang w:bidi="km-KH"/>
+        </w:rPr>
+        <w:t>ម</w:t>
+      </w:r>
+      <w:r>
+        <w:rPr>
+          <w:rFonts w:cstheme="minorBidi"/>
+          <w:sz w:val="32"/>
+          <w:szCs w:val="52"/>
+          <w:lang w:bidi="km-KH"/>
+        </w:rPr>
+        <w:t xml:space="preserve">method GET, POST, PUT, DELETE </w:t>
+      </w:r>
+    </w:p>
+    <w:p>
+      <w:pPr>
+        <w:pStyle w:val="ListParagraph"/>
+        <w:numPr>
+          <w:ilvl w:val="0"/>
+          <w:numId w:val="1"/>
+        </w:numPr>
+        <w:rPr>
+          <w:sz w:val="32"/>
+          <w:szCs w:val="32"/>
+        </w:rPr>
+      </w:pPr>
+      <w:r>
+        <w:rPr>
+          <w:sz w:val="32"/>
+          <w:szCs w:val="32"/>
+        </w:rPr>
+        <w:t>constructor (</w:t>
+      </w:r>
+      <w:r>
+        <w:rPr>
+          <w:sz w:val="32"/>
+          <w:szCs w:val="32"/>
+        </w:rPr>
+        <w:t>private _</w:t>
+      </w:r>
+      <w:proofErr w:type="spellStart"/>
+      <w:r>
+        <w:rPr>
+          <w:sz w:val="32"/>
+          <w:szCs w:val="32"/>
+        </w:rPr>
+        <w:t>httpClient</w:t>
+      </w:r>
+      <w:proofErr w:type="spellEnd"/>
+      <w:r>
+        <w:rPr>
+          <w:sz w:val="32"/>
+          <w:szCs w:val="32"/>
+        </w:rPr>
+        <w:t xml:space="preserve">: </w:t>
+      </w:r>
+      <w:proofErr w:type="spellStart"/>
+      <w:r>
+        <w:rPr>
+          <w:sz w:val="32"/>
+          <w:szCs w:val="32"/>
+        </w:rPr>
+        <w:t>HttpClient</w:t>
+      </w:r>
+      <w:proofErr w:type="spellEnd"/>
+      <w:r>
+        <w:rPr>
+          <w:sz w:val="32"/>
+          <w:szCs w:val="32"/>
+        </w:rPr>
+        <w:t xml:space="preserve">) </w:t>
+      </w:r>
+      <w:proofErr w:type="gramStart"/>
+      <w:r>
+        <w:rPr>
+          <w:sz w:val="32"/>
+          <w:szCs w:val="32"/>
+        </w:rPr>
+        <w:t>{ }</w:t>
+      </w:r>
+      <w:proofErr w:type="gramEnd"/>
+      <w:r>
+        <w:rPr>
+          <w:sz w:val="32"/>
+          <w:szCs w:val="32"/>
+        </w:rPr>
+        <w:t xml:space="preserve"> </w:t>
+      </w:r>
+      <w:r>
+        <w:rPr>
+          <w:rFonts w:cstheme="minorBidi" w:hint="cs"/>
+          <w:sz w:val="32"/>
+          <w:szCs w:val="52"/>
+          <w:cs/>
+          <w:lang w:bidi="km-KH"/>
+        </w:rPr>
+        <w:t xml:space="preserve">យើងហៅវាមកប្រើនៅក្នុង </w:t>
+      </w:r>
+      <w:r>
+        <w:rPr>
+          <w:rFonts w:cstheme="minorBidi"/>
+          <w:sz w:val="32"/>
+          <w:szCs w:val="52"/>
+          <w:lang w:bidi="km-KH"/>
+        </w:rPr>
+        <w:t xml:space="preserve">Constructure </w:t>
+      </w:r>
+      <w:r>
+        <w:rPr>
+          <w:rFonts w:cstheme="minorBidi" w:hint="cs"/>
+          <w:sz w:val="32"/>
+          <w:szCs w:val="52"/>
+          <w:cs/>
+          <w:lang w:bidi="km-KH"/>
+        </w:rPr>
+        <w:t xml:space="preserve">ពេលដែលយើងហៅ </w:t>
+      </w:r>
+      <w:r>
+        <w:rPr>
+          <w:rFonts w:cstheme="minorBidi"/>
+          <w:sz w:val="32"/>
+          <w:szCs w:val="52"/>
+          <w:lang w:bidi="km-KH"/>
+        </w:rPr>
+        <w:t xml:space="preserve">Service </w:t>
+      </w:r>
+      <w:r>
+        <w:rPr>
+          <w:rFonts w:cstheme="minorBidi" w:hint="cs"/>
+          <w:sz w:val="32"/>
+          <w:szCs w:val="52"/>
+          <w:cs/>
+          <w:lang w:bidi="km-KH"/>
+        </w:rPr>
+        <w:t xml:space="preserve">នឹងមកប្រើយើងបង្កើត </w:t>
+      </w:r>
+      <w:r>
+        <w:rPr>
+          <w:rFonts w:cstheme="minorBidi"/>
+          <w:sz w:val="32"/>
+          <w:szCs w:val="52"/>
+          <w:lang w:bidi="km-KH"/>
+        </w:rPr>
+        <w:t xml:space="preserve">Object http </w:t>
+      </w:r>
+      <w:r>
+        <w:rPr>
+          <w:rFonts w:cstheme="minorBidi" w:hint="cs"/>
+          <w:sz w:val="32"/>
+          <w:szCs w:val="52"/>
+          <w:cs/>
+          <w:lang w:bidi="km-KH"/>
+        </w:rPr>
+        <w:t>នឹងមុនគេ</w:t>
+      </w:r>
+    </w:p>
+    <w:p>
+      <w:pPr>
+        <w:pStyle w:val="ListParagraph"/>
+        <w:numPr>
+          <w:ilvl w:val="0"/>
+          <w:numId w:val="1"/>
+        </w:numPr>
+        <w:rPr>
+          <w:sz w:val="32"/>
+          <w:szCs w:val="32"/>
+        </w:rPr>
+      </w:pPr>
+      <w:r>
+        <w:rPr>
+          <w:rFonts w:cs="DaunPenh" w:hint="cs"/>
+          <w:sz w:val="32"/>
+          <w:szCs w:val="52"/>
+          <w:cs/>
+          <w:lang w:bidi="km-KH"/>
+        </w:rPr>
+        <w:t xml:space="preserve">យើងត្រូវបង្កើត </w:t>
+      </w:r>
+      <w:r>
+        <w:rPr>
+          <w:rFonts w:cs="DaunPenh"/>
+          <w:sz w:val="32"/>
+          <w:szCs w:val="52"/>
+          <w:lang w:bidi="km-KH"/>
+        </w:rPr>
+        <w:t xml:space="preserve">method or function </w:t>
+      </w:r>
+      <w:r>
+        <w:rPr>
+          <w:rFonts w:cs="DaunPenh" w:hint="cs"/>
+          <w:sz w:val="32"/>
+          <w:szCs w:val="52"/>
+          <w:cs/>
+          <w:lang w:bidi="km-KH"/>
+        </w:rPr>
+        <w:t xml:space="preserve">ដើម្បីធ្វើការហៅ </w:t>
+      </w:r>
+      <w:r>
+        <w:rPr>
+          <w:rFonts w:cs="DaunPenh"/>
+          <w:sz w:val="32"/>
+          <w:szCs w:val="52"/>
+          <w:lang w:bidi="km-KH"/>
+        </w:rPr>
+        <w:t xml:space="preserve">service </w:t>
+      </w:r>
+      <w:r>
+        <w:rPr>
+          <w:rFonts w:cs="DaunPenh" w:hint="cs"/>
+          <w:sz w:val="32"/>
+          <w:szCs w:val="52"/>
+          <w:cs/>
+          <w:lang w:bidi="km-KH"/>
+        </w:rPr>
+        <w:t>នឹងមកប្រើបាន</w:t>
+      </w:r>
+    </w:p>
+    <w:p>
+      <w:pPr>
+        <w:pStyle w:val="ListParagraph"/>
+        <w:numPr>
+          <w:ilvl w:val="0"/>
+          <w:numId w:val="1"/>
+        </w:numPr>
+        <w:shd w:val="clear" w:color="auto" w:fill="121314"/>
+        <w:spacing w:line="285" w:lineRule="atLeast"/>
+        <w:rPr>
+          <w:rFonts w:ascii="Consolas" w:eastAsia="Times New Roman" w:hAnsi="Consolas"/>
+          <w:color w:val="BBBEBF"/>
+          <w:kern w:val="0"/>
+          <w:sz w:val="21"/>
+          <w:szCs w:val="21"/>
+          <w:lang w:bidi="ar-SA"/>
+          <w14:ligatures w14:val="none"/>
+        </w:rPr>
+      </w:pPr>
+      <w:r>
+        <w:rPr>
+          <w:rFonts w:ascii="Consolas" w:eastAsia="Times New Roman" w:hAnsi="Consolas"/>
+          <w:color w:val="8B949E"/>
+          <w:kern w:val="0"/>
+          <w:sz w:val="21"/>
+          <w:szCs w:val="21"/>
+          <w:lang w:bidi="ar-SA"/>
+          <w14:ligatures w14:val="none"/>
+        </w:rPr>
+        <w:t xml:space="preserve">// 1. Returns the Observable directly so </w:t>
+      </w:r>
+      <w:proofErr w:type="spellStart"/>
+      <w:r>
+        <w:rPr>
+          <w:rFonts w:ascii="Consolas" w:eastAsia="Times New Roman" w:hAnsi="Consolas"/>
+          <w:color w:val="8B949E"/>
+          <w:kern w:val="0"/>
+          <w:sz w:val="21"/>
+          <w:szCs w:val="21"/>
+          <w:lang w:bidi="ar-SA"/>
+          <w14:ligatures w14:val="none"/>
+        </w:rPr>
+        <w:t>FindFlightsComponent</w:t>
+      </w:r>
+      <w:proofErr w:type="spellEnd"/>
+      <w:r>
+        <w:rPr>
+          <w:rFonts w:ascii="Consolas" w:eastAsia="Times New Roman" w:hAnsi="Consolas"/>
+          <w:color w:val="8B949E"/>
+          <w:kern w:val="0"/>
+          <w:sz w:val="21"/>
+          <w:szCs w:val="21"/>
+          <w:lang w:bidi="ar-SA"/>
+          <w14:ligatures w14:val="none"/>
+        </w:rPr>
+        <w:t xml:space="preserve"> can subscribe to it</w:t>
+      </w:r>
+    </w:p>
+    <w:p>
+      <w:pPr>
+        <w:pStyle w:val="ListParagraph"/>
+        <w:numPr>
+          <w:ilvl w:val="0"/>
+          <w:numId w:val="1"/>
+        </w:numPr>
+        <w:shd w:val="clear" w:color="auto" w:fill="121314"/>
+        <w:spacing w:line="285" w:lineRule="atLeast"/>
+        <w:rPr>
+          <w:rFonts w:ascii="Consolas" w:eastAsia="Times New Roman" w:hAnsi="Consolas"/>
+          <w:color w:val="BBBEBF"/>
+          <w:kern w:val="0"/>
+          <w:sz w:val="21"/>
+          <w:szCs w:val="21"/>
+          <w:lang w:bidi="ar-SA"/>
+          <w14:ligatures w14:val="none"/>
+        </w:rPr>
+      </w:pPr>
+      <w:r>
+        <w:rPr>
+          <w:rFonts w:ascii="Consolas" w:eastAsia="Times New Roman" w:hAnsi="Consolas"/>
+          <w:color w:val="BBBEBF"/>
+          <w:kern w:val="0"/>
+          <w:sz w:val="21"/>
+          <w:szCs w:val="21"/>
+          <w:lang w:bidi="ar-SA"/>
+          <w14:ligatures w14:val="none"/>
+        </w:rPr>
+        <w:t xml:space="preserve">  </w:t>
+      </w:r>
+      <w:r>
+        <w:rPr>
+          <w:rFonts w:ascii="Consolas" w:eastAsia="Times New Roman" w:hAnsi="Consolas"/>
+          <w:color w:val="569CD6"/>
+          <w:kern w:val="0"/>
+          <w:sz w:val="21"/>
+          <w:szCs w:val="21"/>
+          <w:lang w:bidi="ar-SA"/>
+          <w14:ligatures w14:val="none"/>
+        </w:rPr>
+        <w:t>public</w:t>
+      </w:r>
+      <w:r>
+        <w:rPr>
+          <w:rFonts w:ascii="Consolas" w:eastAsia="Times New Roman" w:hAnsi="Consolas"/>
+          <w:color w:val="BBBEBF"/>
+          <w:kern w:val="0"/>
+          <w:sz w:val="21"/>
+          <w:szCs w:val="21"/>
+          <w:lang w:bidi="ar-SA"/>
+          <w14:ligatures w14:val="none"/>
+        </w:rPr>
+        <w:t xml:space="preserve"> </w:t>
+      </w:r>
+      <w:proofErr w:type="spellStart"/>
+      <w:proofErr w:type="gramStart"/>
+      <w:r>
+        <w:rPr>
+          <w:rFonts w:ascii="Consolas" w:eastAsia="Times New Roman" w:hAnsi="Consolas"/>
+          <w:color w:val="D2A8FF"/>
+          <w:kern w:val="0"/>
+          <w:sz w:val="21"/>
+          <w:szCs w:val="21"/>
+          <w:lang w:bidi="ar-SA"/>
+          <w14:ligatures w14:val="none"/>
+        </w:rPr>
+        <w:t>getFlights</w:t>
+      </w:r>
+      <w:proofErr w:type="spellEnd"/>
+      <w:r>
+        <w:rPr>
+          <w:rFonts w:ascii="Consolas" w:eastAsia="Times New Roman" w:hAnsi="Consolas"/>
+          <w:color w:val="BBBEBF"/>
+          <w:kern w:val="0"/>
+          <w:sz w:val="21"/>
+          <w:szCs w:val="21"/>
+          <w:lang w:bidi="ar-SA"/>
+          <w14:ligatures w14:val="none"/>
+        </w:rPr>
+        <w:t>(</w:t>
+      </w:r>
+      <w:proofErr w:type="gramEnd"/>
+      <w:r>
+        <w:rPr>
+          <w:rFonts w:ascii="Consolas" w:eastAsia="Times New Roman" w:hAnsi="Consolas"/>
+          <w:color w:val="FFA657"/>
+          <w:kern w:val="0"/>
+          <w:sz w:val="21"/>
+          <w:szCs w:val="21"/>
+          <w:lang w:bidi="ar-SA"/>
+          <w14:ligatures w14:val="none"/>
+        </w:rPr>
+        <w:t>criteria</w:t>
+      </w:r>
+      <w:r>
+        <w:rPr>
+          <w:rFonts w:ascii="Consolas" w:eastAsia="Times New Roman" w:hAnsi="Consolas"/>
+          <w:color w:val="D4D4D4"/>
+          <w:kern w:val="0"/>
+          <w:sz w:val="21"/>
+          <w:szCs w:val="21"/>
+          <w:lang w:bidi="ar-SA"/>
+          <w14:ligatures w14:val="none"/>
+        </w:rPr>
+        <w:t>:</w:t>
+      </w:r>
+      <w:r>
+        <w:rPr>
+          <w:rFonts w:ascii="Consolas" w:eastAsia="Times New Roman" w:hAnsi="Consolas"/>
+          <w:color w:val="BBBEBF"/>
+          <w:kern w:val="0"/>
+          <w:sz w:val="21"/>
+          <w:szCs w:val="21"/>
+          <w:lang w:bidi="ar-SA"/>
+          <w14:ligatures w14:val="none"/>
+        </w:rPr>
+        <w:t xml:space="preserve"> </w:t>
+      </w:r>
+      <w:r>
+        <w:rPr>
+          <w:rFonts w:ascii="Consolas" w:eastAsia="Times New Roman" w:hAnsi="Consolas"/>
+          <w:color w:val="4EC9B0"/>
+          <w:kern w:val="0"/>
+          <w:sz w:val="21"/>
+          <w:szCs w:val="21"/>
+          <w:lang w:bidi="ar-SA"/>
+          <w14:ligatures w14:val="none"/>
+        </w:rPr>
+        <w:t>Criteria</w:t>
+      </w:r>
+      <w:r>
+        <w:rPr>
+          <w:rFonts w:ascii="Consolas" w:eastAsia="Times New Roman" w:hAnsi="Consolas"/>
+          <w:color w:val="BBBEBF"/>
+          <w:kern w:val="0"/>
+          <w:sz w:val="21"/>
+          <w:szCs w:val="21"/>
+          <w:lang w:bidi="ar-SA"/>
+          <w14:ligatures w14:val="none"/>
+        </w:rPr>
+        <w:t>)</w:t>
+      </w:r>
+      <w:r>
+        <w:rPr>
+          <w:rFonts w:ascii="Consolas" w:eastAsia="Times New Roman" w:hAnsi="Consolas"/>
+          <w:color w:val="D4D4D4"/>
+          <w:kern w:val="0"/>
+          <w:sz w:val="21"/>
+          <w:szCs w:val="21"/>
+          <w:lang w:bidi="ar-SA"/>
+          <w14:ligatures w14:val="none"/>
+        </w:rPr>
+        <w:t>:</w:t>
+      </w:r>
+      <w:r>
+        <w:rPr>
+          <w:rFonts w:ascii="Consolas" w:eastAsia="Times New Roman" w:hAnsi="Consolas"/>
+          <w:color w:val="BBBEBF"/>
+          <w:kern w:val="0"/>
+          <w:sz w:val="21"/>
+          <w:szCs w:val="21"/>
+          <w:lang w:bidi="ar-SA"/>
+          <w14:ligatures w14:val="none"/>
+        </w:rPr>
+        <w:t xml:space="preserve"> </w:t>
+      </w:r>
+      <w:r>
+        <w:rPr>
+          <w:rFonts w:ascii="Consolas" w:eastAsia="Times New Roman" w:hAnsi="Consolas"/>
+          <w:color w:val="4EC9B0"/>
+          <w:kern w:val="0"/>
+          <w:sz w:val="21"/>
+          <w:szCs w:val="21"/>
+          <w:lang w:bidi="ar-SA"/>
+          <w14:ligatures w14:val="none"/>
+        </w:rPr>
+        <w:t>Observable</w:t>
+      </w:r>
+      <w:r>
+        <w:rPr>
+          <w:rFonts w:ascii="Consolas" w:eastAsia="Times New Roman" w:hAnsi="Consolas"/>
+          <w:color w:val="BBBEBF"/>
+          <w:kern w:val="0"/>
+          <w:sz w:val="21"/>
+          <w:szCs w:val="21"/>
+          <w:lang w:bidi="ar-SA"/>
+          <w14:ligatures w14:val="none"/>
+        </w:rPr>
+        <w:t>&lt;</w:t>
+      </w:r>
+      <w:r>
+        <w:rPr>
+          <w:rFonts w:ascii="Consolas" w:eastAsia="Times New Roman" w:hAnsi="Consolas"/>
+          <w:color w:val="4EC9B0"/>
+          <w:kern w:val="0"/>
+          <w:sz w:val="21"/>
+          <w:szCs w:val="21"/>
+          <w:lang w:bidi="ar-SA"/>
+          <w14:ligatures w14:val="none"/>
+        </w:rPr>
+        <w:t>any</w:t>
+      </w:r>
+      <w:r>
+        <w:rPr>
+          <w:rFonts w:ascii="Consolas" w:eastAsia="Times New Roman" w:hAnsi="Consolas"/>
+          <w:color w:val="BBBEBF"/>
+          <w:kern w:val="0"/>
+          <w:sz w:val="21"/>
+          <w:szCs w:val="21"/>
+          <w:lang w:bidi="ar-SA"/>
+          <w14:ligatures w14:val="none"/>
+        </w:rPr>
+        <w:t xml:space="preserve">&gt; </w:t>
+      </w:r>
+      <w:r>
+        <w:rPr>
+          <w:rFonts w:ascii="Consolas" w:eastAsia="Times New Roman" w:hAnsi="Consolas"/>
+          <w:color w:val="C9D1D9"/>
+          <w:kern w:val="0"/>
+          <w:sz w:val="21"/>
+          <w:szCs w:val="21"/>
+          <w:lang w:bidi="ar-SA"/>
+          <w14:ligatures w14:val="none"/>
+        </w:rPr>
+        <w:t>{</w:t>
+      </w:r>
+    </w:p>
+    <w:p>
+      <w:pPr>
+        <w:pStyle w:val="ListParagraph"/>
+        <w:numPr>
+          <w:ilvl w:val="0"/>
+          <w:numId w:val="1"/>
+        </w:numPr>
+        <w:shd w:val="clear" w:color="auto" w:fill="121314"/>
+        <w:spacing w:line="285" w:lineRule="atLeast"/>
+        <w:rPr>
+          <w:rFonts w:ascii="Consolas" w:eastAsia="Times New Roman" w:hAnsi="Consolas"/>
+          <w:color w:val="BBBEBF"/>
+          <w:kern w:val="0"/>
+          <w:sz w:val="21"/>
+          <w:szCs w:val="21"/>
+          <w:lang w:bidi="ar-SA"/>
+          <w14:ligatures w14:val="none"/>
+        </w:rPr>
+      </w:pPr>
+      <w:r>
+        <w:rPr>
+          <w:rFonts w:ascii="Consolas" w:eastAsia="Times New Roman" w:hAnsi="Consolas"/>
+          <w:color w:val="C9D1D9"/>
+          <w:kern w:val="0"/>
+          <w:sz w:val="21"/>
+          <w:szCs w:val="21"/>
+          <w:lang w:bidi="ar-SA"/>
+          <w14:ligatures w14:val="none"/>
+        </w:rPr>
+        <w:t xml:space="preserve">    </w:t>
+      </w:r>
+      <w:r>
+        <w:rPr>
+          <w:rFonts w:ascii="Consolas" w:eastAsia="Times New Roman" w:hAnsi="Consolas"/>
+          <w:color w:val="FF7B72"/>
+          <w:kern w:val="0"/>
+          <w:sz w:val="21"/>
+          <w:szCs w:val="21"/>
+          <w:lang w:bidi="ar-SA"/>
+          <w14:ligatures w14:val="none"/>
+        </w:rPr>
+        <w:t>const</w:t>
+      </w:r>
+      <w:r>
+        <w:rPr>
+          <w:rFonts w:ascii="Consolas" w:eastAsia="Times New Roman" w:hAnsi="Consolas"/>
+          <w:color w:val="C9D1D9"/>
+          <w:kern w:val="0"/>
+          <w:sz w:val="21"/>
+          <w:szCs w:val="21"/>
+          <w:lang w:bidi="ar-SA"/>
+          <w14:ligatures w14:val="none"/>
+        </w:rPr>
+        <w:t xml:space="preserve"> </w:t>
+      </w:r>
+      <w:proofErr w:type="spellStart"/>
+      <w:r>
+        <w:rPr>
+          <w:rFonts w:ascii="Consolas" w:eastAsia="Times New Roman" w:hAnsi="Consolas"/>
+          <w:color w:val="79C0FF"/>
+          <w:kern w:val="0"/>
+          <w:sz w:val="21"/>
+          <w:szCs w:val="21"/>
+          <w:lang w:bidi="ar-SA"/>
+          <w14:ligatures w14:val="none"/>
+        </w:rPr>
+        <w:t>url</w:t>
+      </w:r>
+      <w:proofErr w:type="spellEnd"/>
+      <w:r>
+        <w:rPr>
+          <w:rFonts w:ascii="Consolas" w:eastAsia="Times New Roman" w:hAnsi="Consolas"/>
+          <w:color w:val="C9D1D9"/>
+          <w:kern w:val="0"/>
+          <w:sz w:val="21"/>
+          <w:szCs w:val="21"/>
+          <w:lang w:bidi="ar-SA"/>
+          <w14:ligatures w14:val="none"/>
+        </w:rPr>
+        <w:t xml:space="preserve"> </w:t>
+      </w:r>
+      <w:r>
+        <w:rPr>
+          <w:rFonts w:ascii="Consolas" w:eastAsia="Times New Roman" w:hAnsi="Consolas"/>
+          <w:color w:val="D4D4D4"/>
+          <w:kern w:val="0"/>
+          <w:sz w:val="21"/>
+          <w:szCs w:val="21"/>
+          <w:lang w:bidi="ar-SA"/>
+          <w14:ligatures w14:val="none"/>
+        </w:rPr>
+        <w:t>=</w:t>
+      </w:r>
+      <w:r>
+        <w:rPr>
+          <w:rFonts w:ascii="Consolas" w:eastAsia="Times New Roman" w:hAnsi="Consolas"/>
+          <w:color w:val="C9D1D9"/>
+          <w:kern w:val="0"/>
+          <w:sz w:val="21"/>
+          <w:szCs w:val="21"/>
+          <w:lang w:bidi="ar-SA"/>
+          <w14:ligatures w14:val="none"/>
+        </w:rPr>
+        <w:t xml:space="preserve"> </w:t>
+      </w:r>
+      <w:r>
+        <w:rPr>
+          <w:rFonts w:ascii="Consolas" w:eastAsia="Times New Roman" w:hAnsi="Consolas"/>
+          <w:color w:val="A5D6FF"/>
+          <w:kern w:val="0"/>
+          <w:sz w:val="21"/>
+          <w:szCs w:val="21"/>
+          <w:lang w:bidi="ar-SA"/>
+          <w14:ligatures w14:val="none"/>
+        </w:rPr>
+        <w:t>`</w:t>
+      </w:r>
+      <w:r>
+        <w:rPr>
+          <w:rFonts w:ascii="Consolas" w:eastAsia="Times New Roman" w:hAnsi="Consolas"/>
+          <w:color w:val="569CD6"/>
+          <w:kern w:val="0"/>
+          <w:sz w:val="21"/>
+          <w:szCs w:val="21"/>
+          <w:lang w:bidi="ar-SA"/>
+          <w14:ligatures w14:val="none"/>
+        </w:rPr>
+        <w:t>${</w:t>
+      </w:r>
+      <w:proofErr w:type="gramStart"/>
+      <w:r>
+        <w:rPr>
+          <w:rFonts w:ascii="Consolas" w:eastAsia="Times New Roman" w:hAnsi="Consolas"/>
+          <w:color w:val="79C0FF"/>
+          <w:kern w:val="0"/>
+          <w:sz w:val="21"/>
+          <w:szCs w:val="21"/>
+          <w:lang w:bidi="ar-SA"/>
+          <w14:ligatures w14:val="none"/>
+        </w:rPr>
+        <w:t>this</w:t>
+      </w:r>
+      <w:r>
+        <w:rPr>
+          <w:rFonts w:ascii="Consolas" w:eastAsia="Times New Roman" w:hAnsi="Consolas"/>
+          <w:color w:val="D4D4D4"/>
+          <w:kern w:val="0"/>
+          <w:sz w:val="21"/>
+          <w:szCs w:val="21"/>
+          <w:lang w:bidi="ar-SA"/>
+          <w14:ligatures w14:val="none"/>
+        </w:rPr>
+        <w:t>.</w:t>
+      </w:r>
+      <w:r>
+        <w:rPr>
+          <w:rFonts w:ascii="Consolas" w:eastAsia="Times New Roman" w:hAnsi="Consolas"/>
+          <w:color w:val="C9D1D9"/>
+          <w:kern w:val="0"/>
+          <w:sz w:val="21"/>
+          <w:szCs w:val="21"/>
+          <w:lang w:bidi="ar-SA"/>
+          <w14:ligatures w14:val="none"/>
+        </w:rPr>
+        <w:t>flightUrl</w:t>
+      </w:r>
+      <w:proofErr w:type="gramEnd"/>
+      <w:r>
+        <w:rPr>
+          <w:rFonts w:ascii="Consolas" w:eastAsia="Times New Roman" w:hAnsi="Consolas"/>
+          <w:color w:val="569CD6"/>
+          <w:kern w:val="0"/>
+          <w:sz w:val="21"/>
+          <w:szCs w:val="21"/>
+          <w:lang w:bidi="ar-SA"/>
+          <w14:ligatures w14:val="none"/>
+        </w:rPr>
+        <w:t>}</w:t>
+      </w:r>
+      <w:r>
+        <w:rPr>
+          <w:rFonts w:ascii="Consolas" w:eastAsia="Times New Roman" w:hAnsi="Consolas"/>
+          <w:color w:val="A5D6FF"/>
+          <w:kern w:val="0"/>
+          <w:sz w:val="21"/>
+          <w:szCs w:val="21"/>
+          <w:lang w:bidi="ar-SA"/>
+          <w14:ligatures w14:val="none"/>
+        </w:rPr>
+        <w:t>?from=</w:t>
+      </w:r>
+      <w:r>
+        <w:rPr>
+          <w:rFonts w:ascii="Consolas" w:eastAsia="Times New Roman" w:hAnsi="Consolas"/>
+          <w:color w:val="569CD6"/>
+          <w:kern w:val="0"/>
+          <w:sz w:val="21"/>
+          <w:szCs w:val="21"/>
+          <w:lang w:bidi="ar-SA"/>
+          <w14:ligatures w14:val="none"/>
+        </w:rPr>
+        <w:t>${</w:t>
+      </w:r>
+      <w:proofErr w:type="gramStart"/>
+      <w:r>
+        <w:rPr>
+          <w:rFonts w:ascii="Consolas" w:eastAsia="Times New Roman" w:hAnsi="Consolas"/>
+          <w:color w:val="FFA657"/>
+          <w:kern w:val="0"/>
+          <w:sz w:val="21"/>
+          <w:szCs w:val="21"/>
+          <w:lang w:bidi="ar-SA"/>
+          <w14:ligatures w14:val="none"/>
+        </w:rPr>
+        <w:t>criteria</w:t>
+      </w:r>
+      <w:r>
+        <w:rPr>
+          <w:rFonts w:ascii="Consolas" w:eastAsia="Times New Roman" w:hAnsi="Consolas"/>
+          <w:color w:val="D4D4D4"/>
+          <w:kern w:val="0"/>
+          <w:sz w:val="21"/>
+          <w:szCs w:val="21"/>
+          <w:lang w:bidi="ar-SA"/>
+          <w14:ligatures w14:val="none"/>
+        </w:rPr>
+        <w:t>.</w:t>
+      </w:r>
+      <w:r>
+        <w:rPr>
+          <w:rFonts w:ascii="Consolas" w:eastAsia="Times New Roman" w:hAnsi="Consolas"/>
+          <w:color w:val="C9D1D9"/>
+          <w:kern w:val="0"/>
+          <w:sz w:val="21"/>
+          <w:szCs w:val="21"/>
+          <w:lang w:bidi="ar-SA"/>
+          <w14:ligatures w14:val="none"/>
+        </w:rPr>
+        <w:t>from</w:t>
+      </w:r>
+      <w:proofErr w:type="gramEnd"/>
+      <w:r>
+        <w:rPr>
+          <w:rFonts w:ascii="Consolas" w:eastAsia="Times New Roman" w:hAnsi="Consolas"/>
+          <w:color w:val="569CD6"/>
+          <w:kern w:val="0"/>
+          <w:sz w:val="21"/>
+          <w:szCs w:val="21"/>
+          <w:lang w:bidi="ar-SA"/>
+          <w14:ligatures w14:val="none"/>
+        </w:rPr>
+        <w:t>}</w:t>
+      </w:r>
+      <w:r>
+        <w:rPr>
+          <w:rFonts w:ascii="Consolas" w:eastAsia="Times New Roman" w:hAnsi="Consolas"/>
+          <w:color w:val="A5D6FF"/>
+          <w:kern w:val="0"/>
+          <w:sz w:val="21"/>
+          <w:szCs w:val="21"/>
+          <w:lang w:bidi="ar-SA"/>
+          <w14:ligatures w14:val="none"/>
+        </w:rPr>
+        <w:t>&amp;to=</w:t>
+      </w:r>
+      <w:r>
+        <w:rPr>
+          <w:rFonts w:ascii="Consolas" w:eastAsia="Times New Roman" w:hAnsi="Consolas"/>
+          <w:color w:val="569CD6"/>
+          <w:kern w:val="0"/>
+          <w:sz w:val="21"/>
+          <w:szCs w:val="21"/>
+          <w:lang w:bidi="ar-SA"/>
+          <w14:ligatures w14:val="none"/>
+        </w:rPr>
+        <w:t>${</w:t>
+      </w:r>
+      <w:proofErr w:type="gramStart"/>
+      <w:r>
+        <w:rPr>
+          <w:rFonts w:ascii="Consolas" w:eastAsia="Times New Roman" w:hAnsi="Consolas"/>
+          <w:color w:val="FFA657"/>
+          <w:kern w:val="0"/>
+          <w:sz w:val="21"/>
+          <w:szCs w:val="21"/>
+          <w:lang w:bidi="ar-SA"/>
+          <w14:ligatures w14:val="none"/>
+        </w:rPr>
+        <w:t>criteria</w:t>
+      </w:r>
+      <w:r>
+        <w:rPr>
+          <w:rFonts w:ascii="Consolas" w:eastAsia="Times New Roman" w:hAnsi="Consolas"/>
+          <w:color w:val="D4D4D4"/>
+          <w:kern w:val="0"/>
+          <w:sz w:val="21"/>
+          <w:szCs w:val="21"/>
+          <w:lang w:bidi="ar-SA"/>
+          <w14:ligatures w14:val="none"/>
+        </w:rPr>
+        <w:t>.</w:t>
+      </w:r>
+      <w:r>
+        <w:rPr>
+          <w:rFonts w:ascii="Consolas" w:eastAsia="Times New Roman" w:hAnsi="Consolas"/>
+          <w:color w:val="C9D1D9"/>
+          <w:kern w:val="0"/>
+          <w:sz w:val="21"/>
+          <w:szCs w:val="21"/>
+          <w:lang w:bidi="ar-SA"/>
+          <w14:ligatures w14:val="none"/>
+        </w:rPr>
+        <w:t>to</w:t>
+      </w:r>
+      <w:r>
+        <w:rPr>
+          <w:rFonts w:ascii="Consolas" w:eastAsia="Times New Roman" w:hAnsi="Consolas"/>
+          <w:color w:val="569CD6"/>
+          <w:kern w:val="0"/>
+          <w:sz w:val="21"/>
+          <w:szCs w:val="21"/>
+          <w:lang w:bidi="ar-SA"/>
+          <w14:ligatures w14:val="none"/>
+        </w:rPr>
+        <w:t>}</w:t>
+      </w:r>
+      <w:r>
+        <w:rPr>
+          <w:rFonts w:ascii="Consolas" w:eastAsia="Times New Roman" w:hAnsi="Consolas"/>
+          <w:color w:val="A5D6FF"/>
+          <w:kern w:val="0"/>
+          <w:sz w:val="21"/>
+          <w:szCs w:val="21"/>
+          <w:lang w:bidi="ar-SA"/>
+          <w14:ligatures w14:val="none"/>
+        </w:rPr>
+        <w:t>&amp;</w:t>
+      </w:r>
+      <w:proofErr w:type="gramEnd"/>
+      <w:r>
+        <w:rPr>
+          <w:rFonts w:ascii="Consolas" w:eastAsia="Times New Roman" w:hAnsi="Consolas"/>
+          <w:color w:val="A5D6FF"/>
+          <w:kern w:val="0"/>
+          <w:sz w:val="21"/>
+          <w:szCs w:val="21"/>
+          <w:lang w:bidi="ar-SA"/>
+          <w14:ligatures w14:val="none"/>
+        </w:rPr>
+        <w:t>departureDate=</w:t>
+      </w:r>
+      <w:r>
+        <w:rPr>
+          <w:rFonts w:ascii="Consolas" w:eastAsia="Times New Roman" w:hAnsi="Consolas"/>
+          <w:color w:val="569CD6"/>
+          <w:kern w:val="0"/>
+          <w:sz w:val="21"/>
+          <w:szCs w:val="21"/>
+          <w:lang w:bidi="ar-SA"/>
+          <w14:ligatures w14:val="none"/>
+        </w:rPr>
+        <w:t>${</w:t>
+      </w:r>
+      <w:proofErr w:type="gramStart"/>
+      <w:r>
+        <w:rPr>
+          <w:rFonts w:ascii="Consolas" w:eastAsia="Times New Roman" w:hAnsi="Consolas"/>
+          <w:color w:val="FFA657"/>
+          <w:kern w:val="0"/>
+          <w:sz w:val="21"/>
+          <w:szCs w:val="21"/>
+          <w:lang w:bidi="ar-SA"/>
+          <w14:ligatures w14:val="none"/>
+        </w:rPr>
+        <w:t>criteria</w:t>
+      </w:r>
+      <w:r>
+        <w:rPr>
+          <w:rFonts w:ascii="Consolas" w:eastAsia="Times New Roman" w:hAnsi="Consolas"/>
+          <w:color w:val="D4D4D4"/>
+          <w:kern w:val="0"/>
+          <w:sz w:val="21"/>
+          <w:szCs w:val="21"/>
+          <w:lang w:bidi="ar-SA"/>
+          <w14:ligatures w14:val="none"/>
+        </w:rPr>
+        <w:t>.</w:t>
+      </w:r>
+      <w:r>
+        <w:rPr>
+          <w:rFonts w:ascii="Consolas" w:eastAsia="Times New Roman" w:hAnsi="Consolas"/>
+          <w:color w:val="C9D1D9"/>
+          <w:kern w:val="0"/>
+          <w:sz w:val="21"/>
+          <w:szCs w:val="21"/>
+          <w:lang w:bidi="ar-SA"/>
+          <w14:ligatures w14:val="none"/>
+        </w:rPr>
+        <w:t>departureDate</w:t>
+      </w:r>
+      <w:proofErr w:type="gramEnd"/>
+      <w:r>
+        <w:rPr>
+          <w:rFonts w:ascii="Consolas" w:eastAsia="Times New Roman" w:hAnsi="Consolas"/>
+          <w:color w:val="569CD6"/>
+          <w:kern w:val="0"/>
+          <w:sz w:val="21"/>
+          <w:szCs w:val="21"/>
+          <w:lang w:bidi="ar-SA"/>
+          <w14:ligatures w14:val="none"/>
+        </w:rPr>
+        <w:t>}</w:t>
+      </w:r>
+      <w:r>
+        <w:rPr>
+          <w:rFonts w:ascii="Consolas" w:eastAsia="Times New Roman" w:hAnsi="Consolas"/>
+          <w:color w:val="A5D6FF"/>
+          <w:kern w:val="0"/>
+          <w:sz w:val="21"/>
+          <w:szCs w:val="21"/>
+          <w:lang w:bidi="ar-SA"/>
+          <w14:ligatures w14:val="none"/>
+        </w:rPr>
+        <w:t>`</w:t>
+      </w:r>
+      <w:r>
+        <w:rPr>
+          <w:rFonts w:ascii="Consolas" w:eastAsia="Times New Roman" w:hAnsi="Consolas"/>
+          <w:color w:val="C9D1D9"/>
+          <w:kern w:val="0"/>
+          <w:sz w:val="21"/>
+          <w:szCs w:val="21"/>
+          <w:lang w:bidi="ar-SA"/>
+          <w14:ligatures w14:val="none"/>
+        </w:rPr>
+        <w:t>;</w:t>
+      </w:r>
+    </w:p>
+    <w:p>
+      <w:pPr>
+        <w:pStyle w:val="ListParagraph"/>
+        <w:numPr>
+          <w:ilvl w:val="0"/>
+          <w:numId w:val="1"/>
+        </w:numPr>
+        <w:shd w:val="clear" w:color="auto" w:fill="121314"/>
+        <w:spacing w:line="285" w:lineRule="atLeast"/>
+        <w:rPr>
+          <w:rFonts w:ascii="Consolas" w:eastAsia="Times New Roman" w:hAnsi="Consolas"/>
+          <w:color w:val="BBBEBF"/>
+          <w:kern w:val="0"/>
+          <w:sz w:val="21"/>
+          <w:szCs w:val="21"/>
+          <w:lang w:bidi="ar-SA"/>
+          <w14:ligatures w14:val="none"/>
+        </w:rPr>
+      </w:pPr>
+      <w:r>
+        <w:rPr>
+          <w:rFonts w:ascii="Consolas" w:eastAsia="Times New Roman" w:hAnsi="Consolas"/>
+          <w:color w:val="C9D1D9"/>
+          <w:kern w:val="0"/>
+          <w:sz w:val="21"/>
+          <w:szCs w:val="21"/>
+          <w:lang w:bidi="ar-SA"/>
+          <w14:ligatures w14:val="none"/>
+        </w:rPr>
+        <w:t xml:space="preserve">    </w:t>
+      </w:r>
+      <w:r>
+        <w:rPr>
+          <w:rFonts w:ascii="Consolas" w:eastAsia="Times New Roman" w:hAnsi="Consolas"/>
+          <w:color w:val="C586C0"/>
+          <w:kern w:val="0"/>
+          <w:sz w:val="21"/>
+          <w:szCs w:val="21"/>
+          <w:lang w:bidi="ar-SA"/>
+          <w14:ligatures w14:val="none"/>
+        </w:rPr>
+        <w:t>return</w:t>
+      </w:r>
+      <w:r>
+        <w:rPr>
+          <w:rFonts w:ascii="Consolas" w:eastAsia="Times New Roman" w:hAnsi="Consolas"/>
+          <w:color w:val="C9D1D9"/>
+          <w:kern w:val="0"/>
+          <w:sz w:val="21"/>
+          <w:szCs w:val="21"/>
+          <w:lang w:bidi="ar-SA"/>
+          <w14:ligatures w14:val="none"/>
+        </w:rPr>
+        <w:t xml:space="preserve"> </w:t>
+      </w:r>
+      <w:r>
+        <w:rPr>
+          <w:rFonts w:ascii="Consolas" w:eastAsia="Times New Roman" w:hAnsi="Consolas"/>
+          <w:color w:val="79C0FF"/>
+          <w:kern w:val="0"/>
+          <w:sz w:val="21"/>
+          <w:szCs w:val="21"/>
+          <w:lang w:bidi="ar-SA"/>
+          <w14:ligatures w14:val="none"/>
+        </w:rPr>
+        <w:t>this</w:t>
+      </w:r>
+      <w:r>
+        <w:rPr>
+          <w:rFonts w:ascii="Consolas" w:eastAsia="Times New Roman" w:hAnsi="Consolas"/>
+          <w:color w:val="C9D1D9"/>
+          <w:kern w:val="0"/>
+          <w:sz w:val="21"/>
+          <w:szCs w:val="21"/>
+          <w:lang w:bidi="ar-SA"/>
+          <w14:ligatures w14:val="none"/>
+        </w:rPr>
+        <w:t>._</w:t>
+      </w:r>
+      <w:proofErr w:type="spellStart"/>
+      <w:r>
+        <w:rPr>
+          <w:rFonts w:ascii="Consolas" w:eastAsia="Times New Roman" w:hAnsi="Consolas"/>
+          <w:color w:val="C9D1D9"/>
+          <w:kern w:val="0"/>
+          <w:sz w:val="21"/>
+          <w:szCs w:val="21"/>
+          <w:lang w:bidi="ar-SA"/>
+          <w14:ligatures w14:val="none"/>
+        </w:rPr>
+        <w:t>httpClient.</w:t>
+      </w:r>
+      <w:r>
+        <w:rPr>
+          <w:rFonts w:ascii="Consolas" w:eastAsia="Times New Roman" w:hAnsi="Consolas"/>
+          <w:color w:val="D2A8FF"/>
+          <w:kern w:val="0"/>
+          <w:sz w:val="21"/>
+          <w:szCs w:val="21"/>
+          <w:lang w:bidi="ar-SA"/>
+          <w14:ligatures w14:val="none"/>
+        </w:rPr>
+        <w:t>get</w:t>
+      </w:r>
+      <w:proofErr w:type="spellEnd"/>
+      <w:r>
+        <w:rPr>
+          <w:rFonts w:ascii="Consolas" w:eastAsia="Times New Roman" w:hAnsi="Consolas"/>
+          <w:color w:val="C9D1D9"/>
+          <w:kern w:val="0"/>
+          <w:sz w:val="21"/>
+          <w:szCs w:val="21"/>
+          <w:lang w:bidi="ar-SA"/>
+          <w14:ligatures w14:val="none"/>
+        </w:rPr>
+        <w:t>&lt;</w:t>
+      </w:r>
+      <w:r>
+        <w:rPr>
+          <w:rFonts w:ascii="Consolas" w:eastAsia="Times New Roman" w:hAnsi="Consolas"/>
+          <w:color w:val="4EC9B0"/>
+          <w:kern w:val="0"/>
+          <w:sz w:val="21"/>
+          <w:szCs w:val="21"/>
+          <w:lang w:bidi="ar-SA"/>
+          <w14:ligatures w14:val="none"/>
+        </w:rPr>
+        <w:t>any</w:t>
+      </w:r>
+      <w:r>
+        <w:rPr>
+          <w:rFonts w:ascii="Consolas" w:eastAsia="Times New Roman" w:hAnsi="Consolas"/>
+          <w:color w:val="C9D1D9"/>
+          <w:kern w:val="0"/>
+          <w:sz w:val="21"/>
+          <w:szCs w:val="21"/>
+          <w:lang w:bidi="ar-SA"/>
+          <w14:ligatures w14:val="none"/>
+        </w:rPr>
+        <w:t>&gt;(</w:t>
+      </w:r>
+      <w:proofErr w:type="spellStart"/>
+      <w:r>
+        <w:rPr>
+          <w:rFonts w:ascii="Consolas" w:eastAsia="Times New Roman" w:hAnsi="Consolas"/>
+          <w:color w:val="79C0FF"/>
+          <w:kern w:val="0"/>
+          <w:sz w:val="21"/>
+          <w:szCs w:val="21"/>
+          <w:lang w:bidi="ar-SA"/>
+          <w14:ligatures w14:val="none"/>
+        </w:rPr>
+        <w:t>url</w:t>
+      </w:r>
+      <w:proofErr w:type="spellEnd"/>
+      <w:r>
+        <w:rPr>
+          <w:rFonts w:ascii="Consolas" w:eastAsia="Times New Roman" w:hAnsi="Consolas"/>
+          <w:color w:val="C9D1D9"/>
+          <w:kern w:val="0"/>
+          <w:sz w:val="21"/>
+          <w:szCs w:val="21"/>
+          <w:lang w:bidi="ar-SA"/>
+          <w14:ligatures w14:val="none"/>
+        </w:rPr>
+        <w:t>);</w:t>
+      </w:r>
+    </w:p>
+    <w:p>
+      <w:pPr>
+        <w:pStyle w:val="ListParagraph"/>
+        <w:numPr>
+          <w:ilvl w:val="0"/>
+          <w:numId w:val="1"/>
+        </w:numPr>
+        <w:shd w:val="clear" w:color="auto" w:fill="121314"/>
+        <w:spacing w:line="285" w:lineRule="atLeast"/>
+        <w:rPr>
+          <w:rFonts w:ascii="Consolas" w:eastAsia="Times New Roman" w:hAnsi="Consolas"/>
+          <w:color w:val="BBBEBF"/>
+          <w:kern w:val="0"/>
+          <w:sz w:val="21"/>
+          <w:szCs w:val="21"/>
+          <w:lang w:bidi="ar-SA"/>
+          <w14:ligatures w14:val="none"/>
+        </w:rPr>
+      </w:pPr>
+      <w:r>
+        <w:rPr>
+          <w:rFonts w:ascii="Consolas" w:eastAsia="Times New Roman" w:hAnsi="Consolas"/>
+          <w:color w:val="C9D1D9"/>
+          <w:kern w:val="0"/>
+          <w:sz w:val="21"/>
+          <w:szCs w:val="21"/>
+          <w:lang w:bidi="ar-SA"/>
+          <w14:ligatures w14:val="none"/>
+        </w:rPr>
+        <w:t>  }</w:t>
+      </w:r>
+    </w:p>
+    <w:p>
+      <w:pPr>
+        <w:rPr>
+          <w:rFonts w:cstheme="minorBidi"/>
+          <w:sz w:val="32"/>
+          <w:szCs w:val="52"/>
+          <w:lang w:bidi="km-KH"/>
+        </w:rPr>
+      </w:pPr>
+    </w:p>
+    <w:p>
+      <w:pPr>
+        <w:rPr>
+          <w:rFonts w:cstheme="minorBidi"/>
+          <w:sz w:val="32"/>
+          <w:szCs w:val="52"/>
+          <w:lang w:bidi="km-KH"/>
+        </w:rPr>
+      </w:pPr>
+      <w:r>
+        <w:rPr>
+          <w:rFonts w:cstheme="minorBidi"/>
+          <w:sz w:val="32"/>
+          <w:szCs w:val="52"/>
+          <w:lang w:bidi="km-KH"/>
+        </w:rPr>
+        <w:t xml:space="preserve">const </w:t>
+      </w:r>
+      <w:proofErr w:type="spellStart"/>
+      <w:r>
+        <w:rPr>
+          <w:rFonts w:cstheme="minorBidi"/>
+          <w:sz w:val="32"/>
+          <w:szCs w:val="52"/>
+          <w:lang w:bidi="km-KH"/>
+        </w:rPr>
+        <w:t>url</w:t>
+      </w:r>
+      <w:proofErr w:type="spellEnd"/>
+      <w:r>
+        <w:rPr>
+          <w:rFonts w:cstheme="minorBidi"/>
+          <w:sz w:val="32"/>
+          <w:szCs w:val="52"/>
+          <w:lang w:bidi="km-KH"/>
+        </w:rPr>
+        <w:t xml:space="preserve"> = `${</w:t>
+      </w:r>
+      <w:proofErr w:type="gramStart"/>
+      <w:r>
+        <w:rPr>
+          <w:rFonts w:cstheme="minorBidi"/>
+          <w:sz w:val="32"/>
+          <w:szCs w:val="52"/>
+          <w:lang w:bidi="km-KH"/>
+        </w:rPr>
+        <w:t>this.flightUrl</w:t>
+      </w:r>
+      <w:proofErr w:type="gramEnd"/>
+      <w:r>
+        <w:rPr>
+          <w:rFonts w:cstheme="minorBidi"/>
+          <w:sz w:val="32"/>
+          <w:szCs w:val="52"/>
+          <w:lang w:bidi="km-KH"/>
+        </w:rPr>
+        <w:t>}?from=${</w:t>
+      </w:r>
+      <w:proofErr w:type="gramStart"/>
+      <w:r>
+        <w:rPr>
+          <w:rFonts w:cstheme="minorBidi"/>
+          <w:sz w:val="32"/>
+          <w:szCs w:val="52"/>
+          <w:lang w:bidi="km-KH"/>
+        </w:rPr>
+        <w:t>criteria.from</w:t>
+      </w:r>
+      <w:proofErr w:type="gramEnd"/>
+      <w:r>
+        <w:rPr>
+          <w:rFonts w:cstheme="minorBidi"/>
+          <w:sz w:val="32"/>
+          <w:szCs w:val="52"/>
+          <w:lang w:bidi="km-KH"/>
+        </w:rPr>
+        <w:t>}&amp;to=${</w:t>
+      </w:r>
+      <w:proofErr w:type="gramStart"/>
+      <w:r>
+        <w:rPr>
+          <w:rFonts w:cstheme="minorBidi"/>
+          <w:sz w:val="32"/>
+          <w:szCs w:val="52"/>
+          <w:lang w:bidi="km-KH"/>
+        </w:rPr>
+        <w:t>criteria.to}&amp;</w:t>
+      </w:r>
+      <w:proofErr w:type="gramEnd"/>
+      <w:r>
+        <w:rPr>
+          <w:rFonts w:cstheme="minorBidi"/>
+          <w:sz w:val="32"/>
+          <w:szCs w:val="52"/>
+          <w:lang w:bidi="km-KH"/>
+        </w:rPr>
+        <w:t>departureDate=${</w:t>
+      </w:r>
+      <w:proofErr w:type="gramStart"/>
+      <w:r>
+        <w:rPr>
+          <w:rFonts w:cstheme="minorBidi"/>
+          <w:sz w:val="32"/>
+          <w:szCs w:val="52"/>
+          <w:lang w:bidi="km-KH"/>
+        </w:rPr>
+        <w:t>criteria.departureDate</w:t>
+      </w:r>
+      <w:proofErr w:type="gramEnd"/>
+      <w:r>
+        <w:rPr>
+          <w:rFonts w:cstheme="minorBidi"/>
+          <w:sz w:val="32"/>
+          <w:szCs w:val="52"/>
+          <w:lang w:bidi="km-KH"/>
+        </w:rPr>
+        <w:t>}`;</w:t>
+      </w:r>
+    </w:p>
+    <w:p>
+      <w:pPr>
         <w:ind w:firstLine="360"/>
         <w:rPr>
           <w:sz w:val="32"/>
           <w:szCs w:val="32"/>
+        </w:rPr>
+      </w:pPr>
+    </w:p>
+    <w:p>
+      <w:pPr>
+        <w:rPr>
+          <w:rFonts w:cstheme="minorBidi"/>
+          <w:sz w:val="32"/>
+          <w:szCs w:val="52"/>
+          <w:lang w:bidi="km-KH"/>
+        </w:rPr>
+      </w:pPr>
+      <w:proofErr w:type="spellStart"/>
+      <w:r>
+        <w:rPr>
+          <w:sz w:val="32"/>
+          <w:szCs w:val="32"/>
+        </w:rPr>
+        <w:t>url</w:t>
+      </w:r>
+      <w:proofErr w:type="spellEnd"/>
+      <w:r>
+        <w:rPr>
+          <w:sz w:val="32"/>
+          <w:szCs w:val="32"/>
+        </w:rPr>
+        <w:t xml:space="preserve"> = </w:t>
+      </w:r>
+      <w:r>
+        <w:rPr>
+          <w:rFonts w:cstheme="minorBidi" w:hint="cs"/>
+          <w:sz w:val="32"/>
+          <w:szCs w:val="52"/>
+          <w:cs/>
+          <w:lang w:bidi="km-KH"/>
+        </w:rPr>
+        <w:t xml:space="preserve">កន្លែងដែលយើងដាក់ </w:t>
+      </w:r>
+      <w:r>
+        <w:rPr>
+          <w:rFonts w:cstheme="minorBidi"/>
+          <w:sz w:val="32"/>
+          <w:szCs w:val="52"/>
+          <w:lang w:bidi="km-KH"/>
+        </w:rPr>
+        <w:t xml:space="preserve">link </w:t>
+      </w:r>
+      <w:r>
+        <w:rPr>
+          <w:rFonts w:cstheme="minorBidi" w:hint="cs"/>
+          <w:sz w:val="32"/>
+          <w:szCs w:val="52"/>
+          <w:cs/>
+          <w:lang w:bidi="km-KH"/>
+        </w:rPr>
+        <w:t>យើងចូល</w:t>
+      </w:r>
+    </w:p>
+    <w:p>
+      <w:pPr>
+        <w:rPr>
+          <w:rFonts w:cstheme="minorBidi"/>
+          <w:sz w:val="32"/>
+          <w:szCs w:val="52"/>
+          <w:lang w:bidi="km-KH"/>
+        </w:rPr>
+      </w:pPr>
+      <w:r>
+        <w:rPr>
+          <w:rFonts w:cstheme="minorBidi"/>
+          <w:sz w:val="32"/>
+          <w:szCs w:val="52"/>
+          <w:lang w:bidi="km-KH"/>
+        </w:rPr>
+        <w:t xml:space="preserve">``= </w:t>
+      </w:r>
+      <w:r>
+        <w:rPr>
+          <w:rFonts w:cstheme="minorBidi" w:hint="cs"/>
+          <w:sz w:val="32"/>
+          <w:szCs w:val="52"/>
+          <w:cs/>
+          <w:lang w:bidi="km-KH"/>
+        </w:rPr>
+        <w:t xml:space="preserve">សម្រាប់ប្រាប់ថាយើងដាក់អីខ្លះចូលក្នុងនឹង ហើយបើឃើញ </w:t>
+      </w:r>
+      <w:r>
+        <w:rPr>
+          <w:rFonts w:cstheme="minorBidi"/>
+          <w:sz w:val="32"/>
+          <w:szCs w:val="52"/>
+          <w:lang w:bidi="km-KH"/>
+        </w:rPr>
+        <w:t xml:space="preserve">$ </w:t>
+      </w:r>
+      <w:r>
+        <w:rPr>
+          <w:rFonts w:cstheme="minorBidi" w:hint="cs"/>
+          <w:sz w:val="32"/>
+          <w:szCs w:val="52"/>
+          <w:cs/>
+          <w:lang w:bidi="km-KH"/>
+        </w:rPr>
+        <w:t xml:space="preserve">ត្រូវធ្វើការផ្លាស់ប្តូរដោយ តម្លៃវិញ </w:t>
+      </w:r>
+      <w:r>
+        <w:rPr>
+          <w:rFonts w:cstheme="minorBidi"/>
+          <w:sz w:val="32"/>
+          <w:szCs w:val="52"/>
+          <w:lang w:bidi="km-KH"/>
+        </w:rPr>
+        <w:t xml:space="preserve">a </w:t>
+      </w:r>
+      <w:r>
+        <w:rPr>
+          <w:rFonts w:cstheme="minorBidi"/>
+          <w:sz w:val="32"/>
+          <w:szCs w:val="52"/>
+          <w:lang w:bidi="km-KH"/>
+        </w:rPr>
+        <w:t>real piece of data there.</w:t>
+      </w:r>
+    </w:p>
+    <w:p>
+      <w:pPr>
+        <w:rPr>
+          <w:rFonts w:cstheme="minorBidi"/>
+          <w:sz w:val="32"/>
+          <w:szCs w:val="52"/>
+          <w:lang w:bidi="km-KH"/>
+        </w:rPr>
+      </w:pPr>
+    </w:p>
+    <w:p>
+      <w:pPr>
+        <w:pStyle w:val="ListParagraph"/>
+        <w:numPr>
+          <w:ilvl w:val="0"/>
+          <w:numId w:val="1"/>
+        </w:numPr>
+        <w:rPr>
+          <w:rFonts w:cstheme="minorBidi"/>
+          <w:color w:val="EE0000"/>
+          <w:sz w:val="28"/>
+          <w:szCs w:val="48"/>
+          <w:lang w:bidi="km-KH"/>
+        </w:rPr>
+      </w:pPr>
+      <w:r>
+        <w:rPr>
+          <w:rFonts w:cstheme="minorBidi" w:hint="cs"/>
+          <w:color w:val="EE0000"/>
+          <w:sz w:val="32"/>
+          <w:szCs w:val="52"/>
+          <w:cs/>
+          <w:lang w:bidi="km-KH"/>
+        </w:rPr>
+        <w:t xml:space="preserve">ចុងក្រោយបានយើងធ្វើការហៅ </w:t>
+      </w:r>
+      <w:r>
+        <w:rPr>
+          <w:rFonts w:cstheme="minorBidi"/>
+          <w:color w:val="EE0000"/>
+          <w:sz w:val="32"/>
+          <w:szCs w:val="52"/>
+          <w:lang w:bidi="km-KH"/>
+        </w:rPr>
+        <w:t xml:space="preserve">Service </w:t>
+      </w:r>
+      <w:r>
+        <w:rPr>
+          <w:rFonts w:cstheme="minorBidi" w:hint="cs"/>
+          <w:color w:val="EE0000"/>
+          <w:sz w:val="32"/>
+          <w:szCs w:val="52"/>
+          <w:cs/>
+          <w:lang w:bidi="km-KH"/>
+        </w:rPr>
+        <w:t xml:space="preserve">នឹងមកប្រើ </w:t>
+      </w:r>
+      <w:r>
+        <w:rPr>
+          <w:rFonts w:cstheme="minorBidi"/>
+          <w:color w:val="EE0000"/>
+          <w:sz w:val="32"/>
+          <w:szCs w:val="52"/>
+          <w:lang w:bidi="km-KH"/>
+        </w:rPr>
+        <w:t xml:space="preserve"> </w:t>
+      </w:r>
+      <w:r>
+        <w:rPr>
+          <w:rFonts w:cstheme="minorBidi"/>
+          <w:color w:val="EE0000"/>
+          <w:sz w:val="28"/>
+          <w:szCs w:val="48"/>
+          <w:lang w:bidi="km-KH"/>
+        </w:rPr>
+        <w:t>return this._</w:t>
+      </w:r>
+      <w:proofErr w:type="spellStart"/>
+      <w:r>
+        <w:rPr>
+          <w:rFonts w:cstheme="minorBidi"/>
+          <w:color w:val="EE0000"/>
+          <w:sz w:val="28"/>
+          <w:szCs w:val="48"/>
+          <w:lang w:bidi="km-KH"/>
+        </w:rPr>
+        <w:t>httpClient.get</w:t>
+      </w:r>
+      <w:proofErr w:type="spellEnd"/>
+      <w:r>
+        <w:rPr>
+          <w:rFonts w:cstheme="minorBidi"/>
+          <w:color w:val="EE0000"/>
+          <w:sz w:val="28"/>
+          <w:szCs w:val="48"/>
+          <w:lang w:bidi="km-KH"/>
+        </w:rPr>
+        <w:t>&lt;any&gt;(</w:t>
+      </w:r>
+      <w:proofErr w:type="spellStart"/>
+      <w:r>
+        <w:rPr>
+          <w:rFonts w:cstheme="minorBidi"/>
+          <w:color w:val="EE0000"/>
+          <w:sz w:val="28"/>
+          <w:szCs w:val="48"/>
+          <w:lang w:bidi="km-KH"/>
+        </w:rPr>
+        <w:t>url</w:t>
+      </w:r>
+      <w:proofErr w:type="spellEnd"/>
+      <w:r>
+        <w:rPr>
+          <w:rFonts w:cstheme="minorBidi"/>
+          <w:color w:val="EE0000"/>
+          <w:sz w:val="28"/>
+          <w:szCs w:val="48"/>
+          <w:lang w:bidi="km-KH"/>
+        </w:rPr>
+        <w:t>);</w:t>
+      </w:r>
+    </w:p>
+    <w:p>
+      <w:pPr>
+        <w:rPr>
+          <w:rFonts w:cstheme="minorBidi"/>
+          <w:sz w:val="32"/>
+          <w:szCs w:val="52"/>
+          <w:lang w:bidi="km-KH"/>
+        </w:rPr>
+      </w:pPr>
+    </w:p>
+    <w:p>
+      <w:pPr>
+        <w:rPr>
+          <w:rFonts w:cstheme="minorBidi" w:hint="cs"/>
+          <w:sz w:val="32"/>
+          <w:szCs w:val="52"/>
+          <w:cs/>
+          <w:lang w:bidi="km-KH"/>
         </w:rPr>
       </w:pPr>
     </w:p>
@@ -1412,7 +3044,6 @@
   <w:style w:type="character" w:default="1" w:styleId="DefaultParagraphFont">
     <w:name w:val="Default Paragraph Font"/>
     <w:uiPriority w:val="1"/>
-    <w:semiHidden/>
     <w:unhideWhenUsed/>
   </w:style>
   <w:style w:type="table" w:default="1" w:styleId="TableNormal">
